--- a/docs/SyllaBot_Proposal.docx
+++ b/docs/SyllaBot_Proposal.docx
@@ -282,7 +282,23 @@
           <w:rFonts w:ascii="Arial" w:eastAsia="Arial" w:hAnsi="Arial" w:cs="Arial"/>
           <w:color w:val="000000"/>
         </w:rPr>
-        <w:t>Repository Link: https://github.com/sugar-group/syllabot [to be created upon Checkpoint 1 submission]</w:t>
+        <w:t xml:space="preserve">Repository Link: </w:t>
+      </w:r>
+      <w:hyperlink r:id="rId7" w:history="1">
+        <w:r>
+          <w:rPr>
+            <w:rStyle w:val="Hyperlink"/>
+            <w:rFonts w:ascii="Arial" w:eastAsia="Arial" w:hAnsi="Arial" w:cs="Arial"/>
+          </w:rPr>
+          <w:t>https://github.com/Toshikiru/GENERATIVE-AI.git</w:t>
+        </w:r>
+      </w:hyperlink>
+      <w:r>
+        <w:rPr>
+          <w:rFonts w:ascii="Arial" w:eastAsia="Arial" w:hAnsi="Arial" w:cs="Arial"/>
+          <w:color w:val="000000"/>
+        </w:rPr>
+        <w:t xml:space="preserve"> </w:t>
       </w:r>
     </w:p>
     <w:p>
@@ -383,7 +399,6 @@
           <w:rFonts w:ascii="Arial" w:eastAsia="Arial" w:hAnsi="Arial" w:cs="Arial"/>
           <w:color w:val="000000"/>
         </w:rPr>
-        <w:lastRenderedPageBreak/>
         <w:t xml:space="preserve">Secondary Users: Academic advisers and course instructors who want to provide students with an intelligent self-service tool for common course-related inquiries, reducing repetitive questions during consultation hours. </w:t>
       </w:r>
     </w:p>
@@ -780,7 +795,6 @@
           <w:bCs/>
           <w:color w:val="000000"/>
         </w:rPr>
-        <w:lastRenderedPageBreak/>
         <w:t>Deployment:</w:t>
       </w:r>
       <w:r>
@@ -846,6 +860,7 @@
           <w:bCs/>
           <w:color w:val="000000"/>
         </w:rPr>
+        <w:lastRenderedPageBreak/>
         <w:t>6. Team Composition</w:t>
       </w:r>
     </w:p>
@@ -1248,7 +1263,7 @@
       </w:pPr>
     </w:p>
     <w:sectPr>
-      <w:headerReference w:type="default" r:id="rId7"/>
+      <w:headerReference w:type="default" r:id="rId8"/>
       <w:pgSz w:w="12240" w:h="15840"/>
       <w:pgMar w:top="1440" w:right="1440" w:bottom="1440" w:left="1440" w:header="720" w:footer="720" w:gutter="0"/>
       <w:pgNumType w:start="1"/>
@@ -2625,6 +2640,29 @@
       </w:tcPr>
     </w:tblStylePr>
   </w:style>
+  <w:style w:type="character" w:styleId="Hyperlink">
+    <w:name w:val="Hyperlink"/>
+    <w:basedOn w:val="DefaultParagraphFont"/>
+    <w:uiPriority w:val="99"/>
+    <w:unhideWhenUsed/>
+    <w:rsid w:val="00010531"/>
+    <w:rPr>
+      <w:color w:val="0000FF" w:themeColor="hyperlink"/>
+      <w:u w:val="single"/>
+    </w:rPr>
+  </w:style>
+  <w:style w:type="character" w:styleId="UnresolvedMention">
+    <w:name w:val="Unresolved Mention"/>
+    <w:basedOn w:val="DefaultParagraphFont"/>
+    <w:uiPriority w:val="99"/>
+    <w:semiHidden/>
+    <w:unhideWhenUsed/>
+    <w:rsid w:val="00010531"/>
+    <w:rPr>
+      <w:color w:val="605E5C"/>
+      <w:shd w:val="clear" w:color="auto" w:fill="E1DFDD"/>
+    </w:rPr>
+  </w:style>
 </w:styles>
 </file>
 
